--- a/rapports/16_02_2026/AGATHE/coh_EQ4_sup_015202010209.docx
+++ b/rapports/16_02_2026/AGATHE/coh_EQ4_sup_015202010209.docx
@@ -25,7 +25,7 @@
         <w:br/>
         <w:t>Grappe: 015202010209</w:t>
         <w:br/>
-        <w:t>Date: 16/02/2026 a 12:41</w:t>
+        <w:t>Date: 16/02/2026 a 12:58</w:t>
       </w:r>
     </w:p>
     <w:p/>

--- a/rapports/16_02_2026/AGATHE/coh_EQ4_sup_015202010209.docx
+++ b/rapports/16_02_2026/AGATHE/coh_EQ4_sup_015202010209.docx
@@ -25,7 +25,7 @@
         <w:br/>
         <w:t>Grappe: 015202010209</w:t>
         <w:br/>
-        <w:t>Date: 16/02/2026 a 12:58</w:t>
+        <w:t>Date: 16/02/2026 a 13:06</w:t>
       </w:r>
     </w:p>
     <w:p/>
@@ -119,7 +119,7 @@
           </w:tcPr>
           <w:p>
             <w:r>
-              <w:t>20</w:t>
+              <w:t>19</w:t>
             </w:r>
           </w:p>
         </w:tc>
@@ -263,38 +263,6 @@
           </w:tcPr>
           <w:p>
             <w:r>
-              <w:t>Section7b</w:t>
-            </w:r>
-          </w:p>
-        </w:tc>
-        <w:tc>
-          <w:tcPr>
-            <w:tcW w:type="dxa" w:w="3324"/>
-          </w:tcPr>
-          <w:p>
-            <w:r>
-              <w:t>Consommation alimentaire - 7 jours</w:t>
-            </w:r>
-          </w:p>
-        </w:tc>
-        <w:tc>
-          <w:tcPr>
-            <w:tcW w:type="dxa" w:w="3324"/>
-          </w:tcPr>
-          <w:p>
-            <w:r>
-              <w:t>9</w:t>
-            </w:r>
-          </w:p>
-        </w:tc>
-      </w:tr>
-      <w:tr>
-        <w:tc>
-          <w:tcPr>
-            <w:tcW w:type="dxa" w:w="3324"/>
-          </w:tcPr>
-          <w:p>
-            <w:r>
               <w:t>Section16a</w:t>
             </w:r>
           </w:p>
@@ -327,7 +295,7 @@
           </w:tcPr>
           <w:p>
             <w:r>
-              <w:t>Section1</w:t>
+              <w:t>Section7b</w:t>
             </w:r>
           </w:p>
         </w:tc>
@@ -337,39 +305,7 @@
           </w:tcPr>
           <w:p>
             <w:r>
-              <w:t>Caracteristiques des membres</w:t>
-            </w:r>
-          </w:p>
-        </w:tc>
-        <w:tc>
-          <w:tcPr>
-            <w:tcW w:type="dxa" w:w="3324"/>
-          </w:tcPr>
-          <w:p>
-            <w:r>
-              <w:t>8</w:t>
-            </w:r>
-          </w:p>
-        </w:tc>
-      </w:tr>
-      <w:tr>
-        <w:tc>
-          <w:tcPr>
-            <w:tcW w:type="dxa" w:w="3324"/>
-          </w:tcPr>
-          <w:p>
-            <w:r>
-              <w:t>Section12</w:t>
-            </w:r>
-          </w:p>
-        </w:tc>
-        <w:tc>
-          <w:tcPr>
-            <w:tcW w:type="dxa" w:w="3324"/>
-          </w:tcPr>
-          <w:p>
-            <w:r>
-              <w:t>Actifs du menage</w:t>
+              <w:t>Consommation alimentaire - 7 jours</w:t>
             </w:r>
           </w:p>
         </w:tc>
@@ -423,6 +359,38 @@
           </w:tcPr>
           <w:p>
             <w:r>
+              <w:t>Section1</w:t>
+            </w:r>
+          </w:p>
+        </w:tc>
+        <w:tc>
+          <w:tcPr>
+            <w:tcW w:type="dxa" w:w="3324"/>
+          </w:tcPr>
+          <w:p>
+            <w:r>
+              <w:t>Caracteristiques des membres</w:t>
+            </w:r>
+          </w:p>
+        </w:tc>
+        <w:tc>
+          <w:tcPr>
+            <w:tcW w:type="dxa" w:w="3324"/>
+          </w:tcPr>
+          <w:p>
+            <w:r>
+              <w:t>5</w:t>
+            </w:r>
+          </w:p>
+        </w:tc>
+      </w:tr>
+      <w:tr>
+        <w:tc>
+          <w:tcPr>
+            <w:tcW w:type="dxa" w:w="3324"/>
+          </w:tcPr>
+          <w:p>
+            <w:r>
               <w:t>Section3</w:t>
             </w:r>
           </w:p>
@@ -443,7 +411,39 @@
           </w:tcPr>
           <w:p>
             <w:r>
-              <w:t>5</w:t>
+              <w:t>4</w:t>
+            </w:r>
+          </w:p>
+        </w:tc>
+      </w:tr>
+      <w:tr>
+        <w:tc>
+          <w:tcPr>
+            <w:tcW w:type="dxa" w:w="3324"/>
+          </w:tcPr>
+          <w:p>
+            <w:r>
+              <w:t>Section4a</w:t>
+            </w:r>
+          </w:p>
+        </w:tc>
+        <w:tc>
+          <w:tcPr>
+            <w:tcW w:type="dxa" w:w="3324"/>
+          </w:tcPr>
+          <w:p>
+            <w:r>
+              <w:t>Emploi</w:t>
+            </w:r>
+          </w:p>
+        </w:tc>
+        <w:tc>
+          <w:tcPr>
+            <w:tcW w:type="dxa" w:w="3324"/>
+          </w:tcPr>
+          <w:p>
+            <w:r>
+              <w:t>4</w:t>
             </w:r>
           </w:p>
         </w:tc>
@@ -475,7 +475,7 @@
           </w:tcPr>
           <w:p>
             <w:r>
-              <w:t>5</w:t>
+              <w:t>3</w:t>
             </w:r>
           </w:p>
         </w:tc>
@@ -487,7 +487,7 @@
           </w:tcPr>
           <w:p>
             <w:r>
-              <w:t>Section11</w:t>
+              <w:t>Section9c</w:t>
             </w:r>
           </w:p>
         </w:tc>
@@ -497,7 +497,7 @@
           </w:tcPr>
           <w:p>
             <w:r>
-              <w:t>Caracteristiques logement</w:t>
+              <w:t>Depenses non-alimentaires - 30 jours</w:t>
             </w:r>
           </w:p>
         </w:tc>
@@ -507,7 +507,7 @@
           </w:tcPr>
           <w:p>
             <w:r>
-              <w:t>5</w:t>
+              <w:t>2</w:t>
             </w:r>
           </w:p>
         </w:tc>
@@ -948,49 +948,7 @@
         <w:rPr>
           <w:sz w:val="20"/>
         </w:rPr>
-        <w:t>- Attention ! Le prix unitaire d'achat (100 Fcfa) de Piment frais en Pièce (Tres petit) est relativement élevé par rapport aux autres prix observés dans cette zone. Prière de corriger ou de confirmer avec le QG. Attention ! Le prix unitaire d'achat (1250 Fcfa) de Sucre en poudre  en Kg (taille unique) est relativement élevé par rapport aux autres prix observés dans cette zone. Prière de corriger ou de confirmer avec le QG. Attention ! Le prix unitaire d'achat (2800 Fcfa) de Pâte d'arachide en Kg (taille unique) est relativement élevé par rapport aux autres prix observés dans cette zone. Prière de corriger ou de confirmer avec le QG. Attention ! Le prix unitaire d'achat (75 Fcfa) de Aubergine   en Pièce (Petit) est relativement faible par rapport aux autres prix observés dans cette zone. Prière de corriger ou de confirmer avec le QG. Avertissement!!! Le ménage a consommé 4 Paquet Petit de Thé en sachet, cette quantité semble anormale pour une consommation des 7 derniers jours.Prière de corriger ou de confirmer avec le QG. Avertissement!! le prix unitaire (150 Fcfa) de Thé en sachet (unité: Paquet) de taille Petit est très faible ou élevé. Prière de corriger ou de confirmer avec le QG. Incohérence!! Dans ce ménage, chaque individus consomme par jour 30.27 Kg  de cereale; Prière de revoir les quantités prises de ces produits. Incohérence!! Dans ce ménage, chaque individus consomme par jour 30.27 Kg  de cereale; Prière de revoir les quantités prises de ces produits. Le prix d'achat unitaire (6250 Fcfa) de Silure fumé en Kg de taille taille unique prière de regarder les reponses prises dans les questions s07bq07a s07bq07b s07bq07c s07bq08 pour mieux corriger.</w:t>
-      </w:r>
-    </w:p>
-    <w:p>
-      <w:r>
-        <w:rPr>
-          <w:b/>
-          <w:color w:val="4672C4"/>
-          <w:sz w:val="22"/>
-        </w:rPr>
-        <w:t>&gt;&gt; Section9d - Depenses non-alimentaires - 3 mois</w:t>
-      </w:r>
-    </w:p>
-    <w:p>
-      <w:pPr>
-        <w:ind w:left="283"/>
-      </w:pPr>
-      <w:r>
-        <w:rPr>
-          <w:sz w:val="20"/>
-        </w:rPr>
-        <w:t>- Peu plausible! le montant de la dépense pour Médicaments achetés en pharmacie sans ordonnance: alcool, pansements, paracétamol, médicaments les affections courantes (paludisme, toux, rhume, diarrhée/disenterie, vers intestinaux, etc. ) semble trop faible. Veuillez, s'il vous plaît, confirmer cette information avec le QG ou la corriger.</w:t>
-      </w:r>
-    </w:p>
-    <w:p>
-      <w:r>
-        <w:rPr>
-          <w:b/>
-          <w:color w:val="4672C4"/>
-          <w:sz w:val="22"/>
-        </w:rPr>
-        <w:t>&gt;&gt; Section11 - Caracteristiques logement</w:t>
-      </w:r>
-    </w:p>
-    <w:p>
-      <w:pPr>
-        <w:ind w:left="283"/>
-      </w:pPr>
-      <w:r>
-        <w:rPr>
-          <w:sz w:val="20"/>
-        </w:rPr>
-        <w:t>- Comment votre ménage se débarrasse-t-il de ses ordures ménagères, prière de classer ces autres à preciser car ils existent dejà. Avertissement!! Le ménage (vit en milieu urbain) se débarrasse de ses ordures ménagères soit par le Dépotoir sauvage, brûle et enterre, prière de corriger ou confirmer avec le QG.  Le ménage se débarrasse de ses ordures ménagères avec dépotoir publique et semble exister dans les modalités, prière de prendre attache avec le QG pour plus d'explication afin de la classer bien.</w:t>
+        <w:t>- Attention ! Le prix unitaire d'achat (100 Fcfa) de Piment frais en Pièce (Tres petit) est relativement élevé par rapport aux autres prix observés dans cette zone. Prière de corriger ou de confirmer avec le QG. Avertissement!! le prix unitaire (150 Fcfa) de Thé en sachet (unité: Sachets) de taille Tres petit est très faible ou élevé. Prière de corriger ou de confirmer avec le QG. Incohérence!! Dans ce ménage, chaque individus consomme par jour .765873 Kg  de cereale; Prière de revoir les quantités prises de ces produits. Incohérence!! Dans ce ménage, chaque individus consomme par jour .765873 Kg  de cereale; Prière de revoir les quantités prises de ces produits. Le prix d'achat unitaire (6250 Fcfa) de Silure fumé en Kg de taille taille unique prière de regarder les reponses prises dans les questions s07bq07a s07bq07b s07bq07c s07bq08 pour mieux corriger.</w:t>
       </w:r>
     </w:p>
     <w:p>
@@ -1378,27 +1336,6 @@
           <w:color w:val="4672C4"/>
           <w:sz w:val="22"/>
         </w:rPr>
-        <w:t>&gt;&gt; Section1 - Caracteristiques des membres</w:t>
-      </w:r>
-    </w:p>
-    <w:p>
-      <w:pPr>
-        <w:ind w:left="283"/>
-      </w:pPr>
-      <w:r>
-        <w:rPr>
-          <w:sz w:val="20"/>
-        </w:rPr>
-        <w:t>- Les informations sur l'acte de naissance (ni Jours, ni mois et ni années) de  LEOPOLD MENDY  manquent, s'il vous plait pouvez-vous fournir d'effort pour avoir ces informations.</w:t>
-      </w:r>
-    </w:p>
-    <w:p>
-      <w:r>
-        <w:rPr>
-          <w:b/>
-          <w:color w:val="4672C4"/>
-          <w:sz w:val="22"/>
-        </w:rPr>
         <w:t>&gt;&gt; Section2 - Education</w:t>
       </w:r>
     </w:p>
@@ -1411,27 +1348,6 @@
           <w:sz w:val="20"/>
         </w:rPr>
         <w:t>- Peu probable! LEOPOLD MENDY  n'arrive pas  à comprendre un petit texte lu dans une langue locale (s02q03). Veuillez corriger ou donner des explications au QG. Peu probable! LEOPOLD MENDY  ne sait ni lire, ni écrire, ni comprendre dans aucune des langues  (s02q01,s02q02,s02q03). Veuillez corriger ou donner des explications au QG.</w:t>
-      </w:r>
-    </w:p>
-    <w:p>
-      <w:r>
-        <w:rPr>
-          <w:b/>
-          <w:color w:val="4672C4"/>
-          <w:sz w:val="22"/>
-        </w:rPr>
-        <w:t>&gt;&gt; Section7b - Consommation alimentaire - 7 jours</w:t>
-      </w:r>
-    </w:p>
-    <w:p>
-      <w:pPr>
-        <w:ind w:left="283"/>
-      </w:pPr>
-      <w:r>
-        <w:rPr>
-          <w:sz w:val="20"/>
-        </w:rPr>
-        <w:t>- Attention ! Le prix unitaire d'achat (100 Fcfa) de Lait en poudre en Sachets industriel (Tres petit) est relativement faible par rapport aux autres prix observés dans cette zone. Prière de corriger ou de confirmer avec le QG.</w:t>
       </w:r>
     </w:p>
     <w:p>
@@ -1474,48 +1390,6 @@
           <w:sz w:val="20"/>
         </w:rPr>
         <w:t>- Avertissement!!! Le ménage de LEOPOLD MENDY a comme taille 1 personnes dont ils vivent à DAKAR Urbain et aucune d'entre ne possède une entreprise non agricole, prière de revoir cette partie de la section 10 de ce menage.</w:t>
-      </w:r>
-    </w:p>
-    <w:p>
-      <w:r>
-        <w:rPr>
-          <w:b/>
-          <w:color w:val="4672C4"/>
-          <w:sz w:val="22"/>
-        </w:rPr>
-        <w:t>&gt;&gt; Section11 - Caracteristiques logement</w:t>
-      </w:r>
-    </w:p>
-    <w:p>
-      <w:pPr>
-        <w:ind w:left="283"/>
-      </w:pPr>
-      <w:r>
-        <w:rPr>
-          <w:sz w:val="20"/>
-        </w:rPr>
-        <w:t>- Le montant de la dernière facture d'eau avec la périodicité ne peut pas être égale à 0 ou est trop élevé, veuillez revoir la question s11q23a s'il vous plait. Avertissement!! Le temps mis (en heure et en minute) pour s'approvisionner en eau de boisson une fois à la source est très élevé, prière de corriger ou confirmer avec le QG. Le temps mis (en heure et en minute) pour s'approvisionner en eau de boisson une fois à la source est  5 fois plus élevé que le temps mis (en minutes) pour se rendre à la principale source d'approvisionnement en eau de boisson, prière de corriger.</w:t>
-      </w:r>
-    </w:p>
-    <w:p>
-      <w:r>
-        <w:rPr>
-          <w:b/>
-          <w:color w:val="4672C4"/>
-          <w:sz w:val="22"/>
-        </w:rPr>
-        <w:t>&gt;&gt; Section12 - Actifs du menage</w:t>
-      </w:r>
-    </w:p>
-    <w:p>
-      <w:pPr>
-        <w:ind w:left="283"/>
-      </w:pPr>
-      <w:r>
-        <w:rPr>
-          <w:sz w:val="20"/>
-        </w:rPr>
-        <w:t>- Avertissement!!! Le prix d'achat (7000) de l'article  Bonbonne de gaz est inférieur aux prix de revente (10000)  avec l'âge du bien atteignant 10 ans. Prière de vérifier ou confirmer avec l'enquêté et mettre les bonnes valeurs après verification, s'il le faut.</w:t>
       </w:r>
     </w:p>
     <w:p>
@@ -1916,17 +1790,15 @@
         </w:rPr>
         <w:t xml:space="preserve">- Avertissement!!!  DIEYNABA BALDE  ne possède pas le téléphone android, a accès à l'internet , prière de confirmer cette information. </w:t>
         <w:br/>
-        <w:t xml:space="preserve">-  Avertissement!!!  GNAMA BALDE  ne possède pas le téléphone android, a accès à l'internet , prière de confirmer cette information. </w:t>
-        <w:br/>
         <w:t xml:space="preserve">- Les catégories socioprofessionnelles du père biologique de  ABDOURAHMANE BALDE  ne sont pas coherentes, prière de corriger. Attention ! Le montant (5000 Fcfa) dépensé ou reçu en cadeau pour les recharges internet ou de forfaits de données mobiles(hors appels vocaux), aucours des 30 derniers jours de  ABDOURAHMANE BALDE est relativement élevé par rapport aux autres montants depansés observés dans cette zone. Prière de corriger ou de confirmer avec le QG. </w:t>
         <w:br/>
-        <w:t xml:space="preserve">- Les catégories socioprofessionnelles du père biologique de  ADAMA BALDE  ne sont pas coherentes, prière de corriger.  Avertissement!!!  ADAMA BALDE  ne possède pas le téléphone android, a accès à l'internet , prière de confirmer cette information. </w:t>
+        <w:t xml:space="preserve">- Les catégories socioprofessionnelles du père biologique de  ADAMA BALDE  ne sont pas coherentes, prière de corriger. </w:t>
         <w:br/>
         <w:t xml:space="preserve">- Les catégories socioprofessionnelles du père biologique de  KHADIDIATOU BALDE  ne sont pas coherentes, prière de corriger. </w:t>
         <w:br/>
         <w:t xml:space="preserve">- Les catégories socioprofessionnelles du père biologique de  MARIAMA BALDE  ne sont pas coherentes, prière de corriger. </w:t>
         <w:br/>
-        <w:t>- Les catégories socioprofessionnelles du père biologique de  SADIO BALDE  ne sont pas coherentes, prière de corriger. Attention ! Le montant (5000 Fcfa) dépensé ou reçu en cadeau pour les recharges internet ou de forfaits de données mobiles(hors appels vocaux), aucours des 30 derniers jours de  SADIO BALDE est relativement élevé par rapport aux autres montants depansés observés dans cette zone. Prière de corriger ou de confirmer avec le QG.</w:t>
+        <w:t>- Les catégories socioprofessionnelles du père biologique de  SADIO BALDE  ne sont pas coherentes, prière de corriger.</w:t>
       </w:r>
     </w:p>
     <w:p>
@@ -2028,7 +1900,7 @@
         <w:rPr>
           <w:sz w:val="20"/>
         </w:rPr>
-        <w:t>- Attention ! Le prix unitaire d'achat (157.1429 Fcfa) de Pain moderne (Baguette) en miche (Moyen) est relativement élevé par rapport aux autres prix observés dans cette zone. Prière de corriger ou de confirmer avec le QG. Attention ! Le prix unitaire d'achat (2916.667 Fcfa) de Huile de soja  en Litre (taille unique) est relativement élevé par rapport aux autres prix observés dans cette zone. Prière de corriger ou de confirmer avec le QG. Attention ! Le prix unitaire d'achat (2916.667 Fcfa) de Pâte d'arachide en Kg (taille unique) est relativement élevé par rapport aux autres prix observés dans cette zone. Prière de corriger ou de confirmer avec le QG. Attention ! Le prix unitaire d'achat (50 Fcfa) de Cube alimentaire (Maggi, Jumbo, ) en Cube (Moyen) est relativement élevé par rapport aux autres prix observés dans cette zone. Prière de corriger ou de confirmer avec le QG. Attention ! Le prix unitaire d'achat (500 Fcfa) de Pastèque en Pièce (Moyen) est relativement faible par rapport aux autres prix observés dans cette zone. Prière de corriger ou de confirmer avec le QG. Attention ! Soupçons de quantité anormale! Le ménage de GNAMA BALDE avec une taille de 7 personnes a consommé 6 Gousse en Petit de Ail qui est relativement élevé comme consommation par rapport à la condition de vie des autres ménages de même taille dans cette zone. Prière de corriger ou de confirmer avec le QG. Avertissement!!! Le ménage a consommé 5 Paquet Petit de Thé en sachet, cette quantité semble anormale pour une consommation des 7 derniers jours.Prière de corriger ou de confirmer avec le QG. Avertissement!! le prix unitaire (125 Fcfa) de Thé en sachet (unité: Paquet) de taille Petit est très faible ou élevé. Prière de corriger ou de confirmer avec le QG. Avertissement!!!Le ménage a consommé 49 Sachets de Petit de Lait en poudre  ce qui semble incoherent pour une consommation aucours des 7 derniers jours, prière de verifier et corriger. Attention ! Soupçons de quantité anormale! Le ménage de GNAMA BALDE avec une taille de 7 personnes a consommé 49 Sachets en Petit de Lait en poudre qui est relativement élevé comme consommation par rapport à la condition de vie des autres ménages de même taille dans cette zone. Prière de corriger ou de confirmer avec le QG. Incohérence!! Dans ce ménage, chaque individus consomme par jour 32.09306 Kg  de cereale; Prière de revoir les quantités prises de ces produits.</w:t>
+        <w:t>- Attention ! Le prix unitaire d'achat (157.1429 Fcfa) de Pain moderne (Baguette) en miche (Moyen) est relativement élevé par rapport aux autres prix observés dans cette zone. Prière de corriger ou de confirmer avec le QG. Attention ! Le prix unitaire d'achat (2916.667 Fcfa) de Huile de soja  en Litre (taille unique) est relativement élevé par rapport aux autres prix observés dans cette zone. Prière de corriger ou de confirmer avec le QG. Attention ! Le prix unitaire d'achat (2916.667 Fcfa) de Pâte d'arachide en Kg (taille unique) est relativement élevé par rapport aux autres prix observés dans cette zone. Prière de corriger ou de confirmer avec le QG. Attention ! Le prix unitaire d'achat (50 Fcfa) de Cube alimentaire (Maggi, Jumbo, ) en Cube (Moyen) est relativement élevé par rapport aux autres prix observés dans cette zone. Prière de corriger ou de confirmer avec le QG. Attention ! Le prix unitaire d'achat (500 Fcfa) de Pastèque en Pièce (Moyen) est relativement faible par rapport aux autres prix observés dans cette zone. Prière de corriger ou de confirmer avec le QG. Attention ! Soupçons de quantité anormale! Le ménage de GNAMA BALDE avec une taille de 7 personnes a consommé 14 Bouteille 33cl en taille unique de Boissons gazeuses (Coca, Fanta, Vimto, Sprite, etc.) qui est relativement élevé comme consommation par rapport à la condition de vie des autres ménages de même taille dans cette zone. Prière de corriger ou de confirmer avec le QG. Avertissement!!! Le ménage a consommé 5 Paquet Petit de Thé en sachet, cette quantité semble anormale pour une consommation des 7 derniers jours.Prière de corriger ou de confirmer avec le QG. Avertissement!! le prix unitaire (125 Fcfa) de Thé en sachet (unité: Paquet) de taille Petit est très faible ou élevé. Prière de corriger ou de confirmer avec le QG. Avertissement!!!Le ménage a consommé 49 Sachets de Tres petit de Lait en poudre  ce qui semble incoherent pour une consommation aucours des 7 derniers jours, prière de verifier et corriger. Incohérence!! Dans ce ménage, chaque individus consomme par jour 56.73306 Kg  de cereale; Prière de revoir les quantités prises de ces produits.</w:t>
       </w:r>
     </w:p>
     <w:p>
@@ -2059,27 +1931,6 @@
           <w:color w:val="4672C4"/>
           <w:sz w:val="22"/>
         </w:rPr>
-        <w:t>&gt;&gt; Section9d - Depenses non-alimentaires - 3 mois</w:t>
-      </w:r>
-    </w:p>
-    <w:p>
-      <w:pPr>
-        <w:ind w:left="283"/>
-      </w:pPr>
-      <w:r>
-        <w:rPr>
-          <w:sz w:val="20"/>
-        </w:rPr>
-        <w:t>- Peu plausible! le montant de la dépense pour Brosse à dents semble trop élevé. Veuillez, s'il vous plaît, confirmer cette information avec le QG ou la corriger.</w:t>
-      </w:r>
-    </w:p>
-    <w:p>
-      <w:r>
-        <w:rPr>
-          <w:b/>
-          <w:color w:val="4672C4"/>
-          <w:sz w:val="22"/>
-        </w:rPr>
         <w:t>&gt;&gt; Section11 - Caracteristiques logement</w:t>
       </w:r>
     </w:p>
@@ -2092,31 +1943,6 @@
           <w:sz w:val="20"/>
         </w:rPr>
         <w:t>- En cas de coupure de courant du réseau, la source d’énergie que le ménage utilise est telephone portable et semble exister dans les modalités, prière de prendre attache avec le QG pour plus d'explication afin de la classer bien.</w:t>
-      </w:r>
-    </w:p>
-    <w:p>
-      <w:r>
-        <w:rPr>
-          <w:b/>
-          <w:color w:val="4672C4"/>
-          <w:sz w:val="22"/>
-        </w:rPr>
-        <w:t>&gt;&gt; Section12 - Actifs du menage</w:t>
-      </w:r>
-    </w:p>
-    <w:p>
-      <w:pPr>
-        <w:ind w:left="283"/>
-      </w:pPr>
-      <w:r>
-        <w:rPr>
-          <w:sz w:val="20"/>
-        </w:rPr>
-        <w:t xml:space="preserve">- Attention ! Bonbonne de gaz a été achété à 20000 Fcfa est relativement élevé par rapport aux autres prix d'achat observés dans cette zone. Prière de corriger ou de confirmer avec le QG. Attention ! Bonbonne de gaz a été revendu à 20000 Fcfa qui est relativement élevé par rapport aux autres prix de revente observés dans cette zone. Prière de corriger ou de confirmer avec le QG. </w:t>
-        <w:br/>
-        <w:t xml:space="preserve">- Attention ! Matelas simple a été achété à 200000 Fcfa est relativement élevé par rapport aux autres prix d'achat observés dans cette zone. Prière de corriger ou de confirmer avec le QG. </w:t>
-        <w:br/>
-        <w:t>- Le prix de revente de l'article  Tapis ne doit pas être égal 0 même si le ménage l'a reçu en cadeau prière de leurs aider à faire une estimations.</w:t>
       </w:r>
     </w:p>
     <w:p>
@@ -2515,9 +2341,7 @@
         <w:rPr>
           <w:sz w:val="20"/>
         </w:rPr>
-        <w:t xml:space="preserve">- Avertissement!!!  MOUSSA CISS  possède un téléphone android mais dit n'avoir pas accès à l'internet, prière de confirmer cette information avec le QG ou la corriger. La raison principale pour laquelle que MOUSSA CISS est venu vivre dans cette localité est déménagé  dans sa propre  concession et semble exister dans les modalités, prière de prendre attache avec le QG pour plus d'explication afin de la classer bien. Attention ! Le montant (14900 Fcfa) dépensé ou reçu en cadeau pour les recharges internet ou de forfaits de données mobiles(hors appels vocaux), aucours des 30 derniers jours de  MOUSSA CISS est relativement élevé par rapport aux autres montants depansés observés dans cette zone. Prière de corriger ou de confirmer avec le QG. </w:t>
-        <w:br/>
-        <w:t>- Les informations sur l'acte de naissance (ni Jours, ni mois et ni années) de  MANSOUR CISS  manquent, s'il vous plait pouvez-vous fournir d'effort pour avoir ces informations.</w:t>
+        <w:t>- Avertissement!!!  MOUSSA CISS  possède un téléphone android mais dit n'avoir pas accès à l'internet, prière de confirmer cette information avec le QG ou la corriger.</w:t>
       </w:r>
     </w:p>
     <w:p>
@@ -2571,7 +2395,7 @@
         <w:rPr>
           <w:sz w:val="20"/>
         </w:rPr>
-        <w:t>- Le montant(125000 FCFA) des dépenses liées à l'accouchement de NDEYE MATY CISS est faible ou élevé, prière de corriger. Le montant(16000 FCFA) des dépenses pour chaque visite prénatale de NDEYE MATY CISS semble faible (voir nul) ou élevé, prière de corriger.</w:t>
+        <w:t>- Le montant(125000 FCFA) des dépenses liées à l'accouchement de NDEYE MATY CISS est faible ou élevé, prière de corriger.</w:t>
       </w:r>
     </w:p>
     <w:p>
@@ -2592,7 +2416,7 @@
         <w:rPr>
           <w:sz w:val="20"/>
         </w:rPr>
-        <w:t>- Incohérence détectée ! Il semble peu probable que MANSOUR CISS occupe un emploi pour l'ETAT/collectivités locales ou dans une entreprise publique/parapublique tout en travaillant moins de 20 jours par mois. Veuillez, s'il vous plaît, corriger cette information. Attention ! Le nombre de jours que MANSOUR CISS a travaillés par mois semble être inférieur à 15. Veuillez, s'il vous plaît, confirmer cette information. Avertissement!!! MANSOUR CISS enquêté dans l'emploi principale n'a pas declaré son salaire prière de fournir plus d'effort pour lui demander son salire, vous pouvez utiliser des stratégies pour faire une estimation ou demander des conseils au QG. Avertissement!!! MANSOUR CISS enquêté dans l'emploi principale n'a pas declaré son revenu prière de fournir plus d'effort pour lui demander son revenu, vous pouvez utiliser des stratégies pour faire une estimation ou demander des conseils au QG.</w:t>
+        <w:t>- Avertissement!!! MANSOUR CISS enquêté dans l'emploi principale n'a pas declaré son salaire prière de fournir plus d'effort pour lui demander son salire, vous pouvez utiliser des stratégies pour faire une estimation ou demander des conseils au QG. Avertissement!!! MANSOUR CISS enquêté dans l'emploi principale n'a pas declaré son revenu prière de fournir plus d'effort pour lui demander son revenu, vous pouvez utiliser des stratégies pour faire une estimation ou demander des conseils au QG.</w:t>
       </w:r>
     </w:p>
     <w:p>
@@ -2613,7 +2437,7 @@
         <w:rPr>
           <w:sz w:val="20"/>
         </w:rPr>
-        <w:t>- La dernière fois que vous avez acheté Lait pour bébé est pharmacie et semble exister dans les modalités, prière de prendre attache avec le QG pour plus d'explication afin de la classer bien. Attention ! Le prix unitaire d'achat (100 Fcfa) de Piment frais en Pièce (Petit) est relativement élevé par rapport aux autres prix observés dans cette zone. Prière de corriger ou de confirmer avec le QG. Attention ! Le prix unitaire d'achat (12000 Fcfa) de Poisson frais type 8 en Pièce (Moyen) est relativement élevé par rapport aux autres prix observés dans cette zone. Prière de corriger ou de confirmer avec le QG. Attention ! Le prix unitaire d'achat (75 Fcfa) de Aubergine sauvage  en Pièce (Moyen) est relativement faible par rapport aux autres prix observés dans cette zone. Prière de corriger ou de confirmer avec le QG. Attention ! Le prix unitaire d'achat (900 Fcfa) de Pastèque en Pièce (Moyen) est relativement faible par rapport aux autres prix observés dans cette zone. Prière de corriger ou de confirmer avec le QG. Attention ! Soupçons de quantité anormale! Le ménage de MOUSSA CISS avec une taille de 8 personnes a consommé 6 Sachets en Moyen de Poivre qui est relativement élevé comme consommation par rapport à la condition de vie des autres ménages de même taille dans cette zone. Prière de corriger ou de confirmer avec le QG. Avertissement!! La quantité (4.25 litre) du produit Huile de soja  consommée  par le ménage semble très élevé, prière de corriger ou confirmer avec le QG. Avertissement!!! Le ménage a consommé 0.12 Kg taille unique de Silure fumé, cette quantité semble anormale pour une consommation des 7 derniers jours. prière de corriger ou de confirmer avec le QG. Avertissement!!! Le ménage a consommé 12 Cuillère Petit de Chocolat pâte à tartiner, cette quantité semble anormale pour une consommation des 7 derniers jours.Prière de corriger ou de confirmer avec le QG. Avertissement!!! Le ménage a consommé 5 Paquet Petit de Thé en sachet, cette quantité semble anormale pour une consommation des 7 derniers jours.Prière de corriger ou de confirmer avec le QG. Avertissement!! le prix unitaire (125 Fcfa) de Thé en sachet (unité: Paquet) de taille Petit est très faible ou élevé. Prière de corriger ou de confirmer avec le QG.</w:t>
+        <w:t>- Attention ! Le prix unitaire d'achat (1000 Fcfa) de Tamarin noir en Sachets (Moyen) est relativement élevé par rapport aux autres prix observés dans cette zone. Prière de corriger ou de confirmer avec le QG. Attention ! Le prix unitaire d'achat (12000 Fcfa) de Poisson frais type 8 en Pièce (Moyen) est relativement élevé par rapport aux autres prix observés dans cette zone. Prière de corriger ou de confirmer avec le QG. Attention ! Le prix unitaire d'achat (150 Fcfa) de Carotte en Pièce (Moyen) est relativement élevé par rapport aux autres prix observés dans cette zone. Prière de corriger ou de confirmer avec le QG. Avertissement!! La quantité (3.25 litre) du produit Huile de soja  consommée  par le ménage semble très élevé, prière de corriger ou confirmer avec le QG. Avertissement!!! Le ménage a consommé 0.12 Kg taille unique de Silure fumé, cette quantité semble anormale pour une consommation des 7 derniers jours. prière de corriger ou de confirmer avec le QG. Avertissement!!! Le ménage a consommé 12 Cuillère Tres petit de Chocolat pâte à tartiner, cette quantité semble anormale pour une consommation des 7 derniers jours.Prière de corriger ou de confirmer avec le QG. Avertissement!!! Le ménage a consommé 5 Paquet Petit de Thé en sachet, cette quantité semble anormale pour une consommation des 7 derniers jours.Prière de corriger ou de confirmer avec le QG. Avertissement!! le prix unitaire (125 Fcfa) de Thé en sachet (unité: Paquet) de taille Petit est très faible ou élevé. Prière de corriger ou de confirmer avec le QG.</w:t>
       </w:r>
     </w:p>
     <w:p>
@@ -2644,69 +2468,6 @@
           <w:color w:val="4672C4"/>
           <w:sz w:val="22"/>
         </w:rPr>
-        <w:t>&gt;&gt; Section9e - Depenses non-alimentaires - 6 mois</w:t>
-      </w:r>
-    </w:p>
-    <w:p>
-      <w:pPr>
-        <w:ind w:left="283"/>
-      </w:pPr>
-      <w:r>
-        <w:rPr>
-          <w:sz w:val="20"/>
-        </w:rPr>
-        <w:t>- Peu plausible! le montant de la dépense pour Cirage ordinaire en pâte semble faible. Veuillez, s'il vous plaît, confirmer cette information avec le QG ou la corriger.</w:t>
-      </w:r>
-    </w:p>
-    <w:p>
-      <w:r>
-        <w:rPr>
-          <w:b/>
-          <w:color w:val="4672C4"/>
-          <w:sz w:val="22"/>
-        </w:rPr>
-        <w:t>&gt;&gt; Section11 - Caracteristiques logement</w:t>
-      </w:r>
-    </w:p>
-    <w:p>
-      <w:pPr>
-        <w:ind w:left="283"/>
-      </w:pPr>
-      <w:r>
-        <w:rPr>
-          <w:sz w:val="20"/>
-        </w:rPr>
-        <w:t>- Le montant (FCFA) du loyer mensuel payé pour un logement comme le votre dans ce village/quartier est trop élevé, Veuillez s'il vous plaît corriger cette information.</w:t>
-      </w:r>
-    </w:p>
-    <w:p>
-      <w:r>
-        <w:rPr>
-          <w:b/>
-          <w:color w:val="4672C4"/>
-          <w:sz w:val="22"/>
-        </w:rPr>
-        <w:t>&gt;&gt; Section12 - Actifs du menage</w:t>
-      </w:r>
-    </w:p>
-    <w:p>
-      <w:pPr>
-        <w:ind w:left="283"/>
-      </w:pPr>
-      <w:r>
-        <w:rPr>
-          <w:sz w:val="20"/>
-        </w:rPr>
-        <w:t>- Avertissement!!! Le prix d'achat (10000) de l'article  Bonbonne de gaz est inférieur aux prix de revente (11000)  avec l'âge du bien atteignant 3 ans. Prière de vérifier ou confirmer avec l'enquêté et mettre les bonnes valeurs après verification, s'il le faut.</w:t>
-      </w:r>
-    </w:p>
-    <w:p>
-      <w:r>
-        <w:rPr>
-          <w:b/>
-          <w:color w:val="4672C4"/>
-          <w:sz w:val="22"/>
-        </w:rPr>
         <w:t>&gt;&gt; Section14 - Chocs</w:t>
       </w:r>
     </w:p>
@@ -2719,27 +2480,6 @@
           <w:sz w:val="20"/>
         </w:rPr>
         <w:t>- Avertissement!! Le ménage n'a été négativement affecté par aucun des problèmes donnés dans la section 14. Confirmez vous cette information avec le QG?</w:t>
-      </w:r>
-    </w:p>
-    <w:p>
-      <w:r>
-        <w:rPr>
-          <w:b/>
-          <w:color w:val="4672C4"/>
-          <w:sz w:val="22"/>
-        </w:rPr>
-        <w:t>&gt;&gt; Section15 - Filets sociaux</w:t>
-      </w:r>
-    </w:p>
-    <w:p>
-      <w:pPr>
-        <w:ind w:left="283"/>
-      </w:pPr>
-      <w:r>
-        <w:rPr>
-          <w:sz w:val="20"/>
-        </w:rPr>
-        <w:t>- Le temps que le ménage a réçu pour Soins gratuits pour les enfants de moins de 5 ans par jour semble incoherent. Prière de corriger.</w:t>
       </w:r>
     </w:p>
     <w:p>
@@ -3117,9 +2857,7 @@
         <w:rPr>
           <w:sz w:val="20"/>
         </w:rPr>
-        <w:t xml:space="preserve">- Avertissement!!!  FATE SOLLY SANE  possède un téléphone android mais dit n'avoir pas accès à l'internet, prière de confirmer cette information avec le QG ou la corriger. </w:t>
-        <w:br/>
-        <w:t>- La raison principale que lamine solly envisage de migrer est continuer les études et semble exister dans les modalités, prière de prendre attache avec le QG pour plus d'explication afin de la classer bien.</w:t>
+        <w:t>- Avertissement!!!  FATE SOLLY SANE  possède un téléphone android mais dit n'avoir pas accès à l'internet, prière de confirmer cette information avec le QG ou la corriger.</w:t>
       </w:r>
     </w:p>
     <w:p>
@@ -3211,28 +2949,7 @@
         <w:rPr>
           <w:sz w:val="20"/>
         </w:rPr>
-        <w:t>- Attention ! Le prix unitaire d'achat (1250 Fcfa) de Sucre en poudre  en Kg (taille unique) est relativement élevé par rapport aux autres prix observés dans cette zone. Prière de corriger ou de confirmer avec le QG. Attention ! Le prix unitaire d'achat (50 Fcfa) de Aubergine   en Pièce (Petit) est relativement faible par rapport aux autres prix observés dans cette zone. Prière de corriger ou de confirmer avec le QG. Attention ! Le prix unitaire d'achat (50 Fcfa) de Cube alimentaire (Maggi, Jumbo, ) en Cube (Moyen) est relativement élevé par rapport aux autres prix observés dans cette zone. Prière de corriger ou de confirmer avec le QG. Attention ! Le prix unitaire d'achat (50 Fcfa) de Gombo frais en Tas (Tres petit) est relativement faible par rapport aux autres prix observés dans cette zone. Prière de corriger ou de confirmer avec le QG. Avertissement!!! Le ménage a consommé 0.12 Kg taille unique de Pâte d'arachide, cette quantité semble anormale pour une consommation des 7 derniers jours. prière de corriger ou de confirmer avec le QG. Attention ! Le prix unitaire d'achat (2916.667 Fcfa) de Pâte d'arachide en Kg (taille unique) est relativement élevé par rapport aux autres prix observés dans cette zone. Prière de corriger ou de confirmer avec le QG. Avertissement!!! Le ménage a consommé 5 Paquet Petit de Thé en sachet, cette quantité semble anormale pour une consommation des 7 derniers jours.Prière de corriger ou de confirmer avec le QG. Avertissement!! le prix unitaire (150 Fcfa) de Thé en sachet (unité: Paquet) de taille Petit est très faible ou élevé. Prière de corriger ou de confirmer avec le QG.</w:t>
-      </w:r>
-    </w:p>
-    <w:p>
-      <w:r>
-        <w:rPr>
-          <w:b/>
-          <w:color w:val="4672C4"/>
-          <w:sz w:val="22"/>
-        </w:rPr>
-        <w:t>&gt;&gt; Section12 - Actifs du menage</w:t>
-      </w:r>
-    </w:p>
-    <w:p>
-      <w:pPr>
-        <w:ind w:left="283"/>
-      </w:pPr>
-      <w:r>
-        <w:rPr>
-          <w:sz w:val="20"/>
-        </w:rPr>
-        <w:t>- Avertissement!!! Le prix d'achat (5000) de l'article  Bonbonne de gaz est inférieur aux prix de revente (10000)  avec l'âge du bien atteignant 25 ans. Prière de vérifier ou confirmer avec l'enquêté et mettre les bonnes valeurs après verification, s'il le faut.</w:t>
+        <w:t>- Attention ! Le prix unitaire d'achat (1250 Fcfa) de Sucre en poudre  en Kg (taille unique) est relativement élevé par rapport aux autres prix observés dans cette zone. Prière de corriger ou de confirmer avec le QG. Attention ! Le prix unitaire d'achat (50 Fcfa) de Gombo frais en Tas (Tres petit) est relativement faible par rapport aux autres prix observés dans cette zone. Prière de corriger ou de confirmer avec le QG. Avertissement!! le prix unitaire (150 Fcfa) de Thé en sachet (unité: Sachets) de taille Tres petit est très faible ou élevé. Prière de corriger ou de confirmer avec le QG. Avertissement!!! Le ménage a consommé 0.12 Kg taille unique de Pâte d'arachide, cette quantité semble anormale pour une consommation des 7 derniers jours. prière de corriger ou de confirmer avec le QG. Attention ! Le prix unitaire d'achat (2916.667 Fcfa) de Pâte d'arachide en Kg (taille unique) est relativement élevé par rapport aux autres prix observés dans cette zone. Prière de corriger ou de confirmer avec le QG. Incohérence!! Dans ce ménage, chaque individus consomme par jour .6 Kg  de cereale; Prière de revoir les quantités prises de ces produits.</w:t>
       </w:r>
     </w:p>
     <w:p>
@@ -3614,8 +3331,6 @@
         <w:br/>
         <w:t>- Incohérence!! Le nombre d'année (9999) que moustapha ndiaye a vécu dans la localité est superieur à son âge (50) ou ne sait pas. Prière de corriger.</w:t>
         <w:br/>
-        <w:t xml:space="preserve">- L'utilisations de l'internet  de babacar ndiaye est jeux foot ball et semble exister dans les modalités, prière de prendre attache avec le QG pour plus d'explication afin de la classer bien. </w:t>
-        <w:br/>
         <w:t xml:space="preserve">- L'utilisations de l'internet  de noguaye sylla est chants religieux et semble exister dans les modalités, prière de prendre attache avec le QG pour plus d'explication afin de la classer bien. </w:t>
         <w:br/>
         <w:t>- L'utilisations de l'internet  de saer ndiaye est foot ball et semble exister dans les modalités, prière de prendre attache avec le QG pour plus d'explication afin de la classer bien.</w:t>
@@ -3678,8 +3393,6 @@
         </w:rPr>
         <w:t xml:space="preserve">- Le moyen principal que [NOM] utilise pour se protéger des piqûres de moustiques en dehors de la moustiquaire est couverture et semble exister dans les modalités, prière de prendre attache avec le QG pour plus d'explication afin de la classer bien. </w:t>
         <w:br/>
-        <w:t xml:space="preserve">- Le moyen principal que [NOM] utilise pour se protéger des piqûres de moustiques en dehors de la moustiquaire est couverture et semble exister dans les modalités, prière de prendre attache avec le QG pour plus d'explication afin de la classer bien. </w:t>
-        <w:br/>
         <w:t>- Le principal problème de santé que noguaye sylla a eu est maux de tête et semble exister dans les modalités, prière de prendre attache avec le QG pour plus d'explication afin de la classer bien.</w:t>
       </w:r>
     </w:p>
@@ -3715,27 +3428,6 @@
           <w:color w:val="4672C4"/>
           <w:sz w:val="22"/>
         </w:rPr>
-        <w:t>&gt;&gt; Section4b - Emploi - Activite principale</w:t>
-      </w:r>
-    </w:p>
-    <w:p>
-      <w:pPr>
-        <w:ind w:left="283"/>
-      </w:pPr>
-      <w:r>
-        <w:rPr>
-          <w:sz w:val="20"/>
-        </w:rPr>
-        <w:t>- Avertissement!!! moustapha ndiaye enquêté dans l'emploi principale n'a pas declaré son salaire prière de fournir plus d'effort pour lui demander son salire, vous pouvez utiliser des stratégies pour faire une estimation ou demander des conseils au QG. Avertissement!!! moustapha ndiaye enquêté dans l'emploi principale n'a pas declaré son revenu prière de fournir plus d'effort pour lui demander son revenu, vous pouvez utiliser des stratégies pour faire une estimation ou demander des conseils au QG.</w:t>
-      </w:r>
-    </w:p>
-    <w:p>
-      <w:r>
-        <w:rPr>
-          <w:b/>
-          <w:color w:val="4672C4"/>
-          <w:sz w:val="22"/>
-        </w:rPr>
         <w:t>&gt;&gt; Section7b - Consommation alimentaire - 7 jours</w:t>
       </w:r>
     </w:p>
@@ -3747,7 +3439,7 @@
         <w:rPr>
           <w:sz w:val="20"/>
         </w:rPr>
-        <w:t>- Attention ! Le prix unitaire d'achat (20 Fcfa) de Cube alimentaire (Maggi, Jumbo, ) en Cube (Petit) est relativement faible par rapport aux autres prix observés dans cette zone. Prière de corriger ou de confirmer avec le QG. Attention ! Le prix unitaire d'achat (250 Fcfa) de Pain moderne (Baguette) en miche (Moyen) est relativement élevé par rapport aux autres prix observés dans cette zone. Prière de corriger ou de confirmer avec le QG. Attention ! Le prix unitaire d'achat (500 Fcfa) de Banane douce en Pièce (Petit) est relativement élevé par rapport aux autres prix observés dans cette zone. Prière de corriger ou de confirmer avec le QG. Attention ! Le prix unitaire d'achat (500 Fcfa) de Pastèque en Pièce (Moyen) est relativement faible par rapport aux autres prix observés dans cette zone. Prière de corriger ou de confirmer avec le QG. Attention ! Le prix unitaire d'achat (75 Fcfa) de Carotte en Pièce (Petit) est relativement faible par rapport aux autres prix observés dans cette zone. Prière de corriger ou de confirmer avec le QG. Attention ! Soupçons de quantité anormale! Le ménage de MOUSTAPHA NDIAYE avec une taille de 9 personnes a consommé 1 Kg en taille unique de Pâte d'arachide qui est relativement élevé comme consommation par rapport à la condition de vie des autres ménages de même taille dans cette zone. Prière de corriger ou de confirmer avec le QG. Attention ! Soupçons de quantité anormale! Le ménage de MOUSTAPHA NDIAYE avec une taille de 9 personnes a consommé 10 Sachets en Petit de Poivre qui est relativement élevé comme consommation par rapport à la condition de vie des autres ménages de même taille dans cette zone. Prière de corriger ou de confirmer avec le QG. Attention ! Soupçons de quantité anormale! Le ménage de MOUSTAPHA NDIAYE avec une taille de 9 personnes a consommé 11 Tas en Tres petit de Poireau qui est relativement élevé comme consommation par rapport à la condition de vie des autres ménages de même taille dans cette zone. Prière de corriger ou de confirmer avec le QG. Attention ! Soupçons de quantité anormale! Le ménage de MOUSTAPHA NDIAYE avec une taille de 9 personnes a consommé 12 Sachets en Petit de Piment séché qui est relativement élevé comme consommation par rapport à la condition de vie des autres ménages de même taille dans cette zone. Prière de corriger ou de confirmer avec le QG. Attention ! Soupçons de quantité anormale! Le ménage de MOUSTAPHA NDIAYE avec une taille de 9 personnes a consommé 8 Sachets en Petit de Tomate fraîche qui est relativement élevé comme consommation par rapport à la condition de vie des autres ménages de même taille dans cette zone. Prière de corriger ou de confirmer avec le QG. Avertissement!! La quantité (5.25 litre) du produit Huile d'arachide raffinée consommée  par le ménage semble très élevé, prière de corriger ou confirmer avec le QG. Attention ! Le prix unitaire d'achat (2000 Fcfa) de Huile d'arachide raffinée en Litre (taille unique) est relativement élevé par rapport aux autres prix observés dans cette zone. Prière de corriger ou de confirmer avec le QG. Avertissement!!! Le ménage a consommé 7 Paquet Tres petit de Thé en sachet, cette quantité semble anormale pour une consommation des 7 derniers jours.Prière de corriger ou de confirmer avec le QG. Avertissement!! le prix unitaire (100 Fcfa) de Thé en sachet (unité: Paquet) de taille Tres petit est très faible ou élevé. Prière de corriger ou de confirmer avec le QG. Incohérence!! Dans ce ménage, chaque individus consomme par jour 8.392857 Kg  de cereale; Prière de revoir les quantités prises de ces produits.</w:t>
+        <w:t>- Attention ! Le prix unitaire d'achat (100 Fcfa) de Poireau en Tas (Tres petit) est relativement élevé par rapport aux autres prix observés dans cette zone. Prière de corriger ou de confirmer avec le QG. Attention ! Le prix unitaire d'achat (155.5556 Fcfa) de Pain moderne (Baguette) en miche (Moyen) est relativement élevé par rapport aux autres prix observés dans cette zone. Prière de corriger ou de confirmer avec le QG. Attention ! Le prix unitaire d'achat (20 Fcfa) de Cube alimentaire (Maggi, Jumbo, ) en Cube (Petit) est relativement faible par rapport aux autres prix observés dans cette zone. Prière de corriger ou de confirmer avec le QG. Attention ! Le prix unitaire d'achat (300 Fcfa) de Choux en Morceau (Portion) (Petit) est relativement élevé par rapport aux autres prix observés dans cette zone. Prière de corriger ou de confirmer avec le QG. Attention ! Le prix unitaire d'achat (500 Fcfa) de Pastèque en Pièce (Moyen) est relativement faible par rapport aux autres prix observés dans cette zone. Prière de corriger ou de confirmer avec le QG. Attention ! Le prix unitaire d'achat (600 Fcfa) de Sucre en poudre  en Sachets (Moyen) est relativement élevé par rapport aux autres prix observés dans cette zone. Prière de corriger ou de confirmer avec le QG. Attention ! Le prix unitaire d'achat (75 Fcfa) de Carotte en Pièce (Petit) est relativement faible par rapport aux autres prix observés dans cette zone. Prière de corriger ou de confirmer avec le QG. Attention ! Soupçons de quantité anormale! Le ménage de MOUSTAPHA NDIAYE avec une taille de 9 personnes a consommé 1 Kg en taille unique de Pâte d'arachide qui est relativement élevé comme consommation par rapport à la condition de vie des autres ménages de même taille dans cette zone. Prière de corriger ou de confirmer avec le QG. Attention ! Soupçons de quantité anormale! Le ménage de MOUSTAPHA NDIAYE avec une taille de 9 personnes a consommé 12 Sachets en Petit de Piment séché qui est relativement élevé comme consommation par rapport à la condition de vie des autres ménages de même taille dans cette zone. Prière de corriger ou de confirmer avec le QG. Attention ! Soupçons de quantité anormale! Le ménage de MOUSTAPHA NDIAYE avec une taille de 9 personnes a consommé 8 Sachets en Petit de Tomate fraîche qui est relativement élevé comme consommation par rapport à la condition de vie des autres ménages de même taille dans cette zone. Prière de corriger ou de confirmer avec le QG. Avertissement!! La quantité (5.25 litre) du produit Huile d'arachide raffinée consommée  par le ménage semble très élevé, prière de corriger ou confirmer avec le QG. Avertissement!!! Le ménage a consommé 7 Paquet Tres petit de Thé en sachet, cette quantité semble anormale pour une consommation des 7 derniers jours.Prière de corriger ou de confirmer avec le QG. Avertissement!! le prix unitaire (100 Fcfa) de Thé en sachet (unité: Paquet) de taille Tres petit est très faible ou élevé. Prière de corriger ou de confirmer avec le QG. Incohérence!! Dans ce ménage, chaque individus consomme par jour 14.30746 Kg  de cereale; Prière de revoir les quantités prises de ces produits.</w:t>
       </w:r>
     </w:p>
     <w:p>
@@ -3789,7 +3481,7 @@
         <w:rPr>
           <w:sz w:val="20"/>
         </w:rPr>
-        <w:t xml:space="preserve">- Avertissement!!! Le prix d'achat (7000) de l'article  Bonbonne de gaz est inférieur aux prix de revente (20000)  avec l'âge du bien atteignant 7 ans. Prière de vérifier ou confirmer avec l'enquêté et mettre les bonnes valeurs après verification, s'il le faut. Attention ! Bonbonne de gaz a été revendu à 20000 Fcfa qui est relativement élevé par rapport aux autres prix de revente observés dans cette zone. Prière de corriger ou de confirmer avec le QG. </w:t>
+        <w:t xml:space="preserve">- Avertissement!!! Le prix d'achat (7000) de l'article  Bonbonne de gaz est inférieur aux prix de revente (10000)  avec l'âge du bien atteignant 7 ans. Prière de vérifier ou confirmer avec l'enquêté et mettre les bonnes valeurs après verification, s'il le faut. </w:t>
         <w:br/>
         <w:t>- Le prix de revente de l'article  Tapis ne doit pas être égal 0 même si le ménage l'a reçu en cadeau prière de leurs aider à faire une estimations.</w:t>
       </w:r>
@@ -4179,33 +3871,6 @@
           <w:color w:val="4672C4"/>
           <w:sz w:val="22"/>
         </w:rPr>
-        <w:t>&gt;&gt; Section1 - Caracteristiques des membres</w:t>
-      </w:r>
-    </w:p>
-    <w:p>
-      <w:pPr>
-        <w:ind w:left="283"/>
-      </w:pPr>
-      <w:r>
-        <w:rPr>
-          <w:sz w:val="20"/>
-        </w:rPr>
-        <w:t xml:space="preserve">- Avertissement!!!  OUMY FAYE  ne possède pas le téléphone android, n'utilise régulièrement pas un téléphone appartenant à une autre personne mais a accès à l'internet, merci de confirmer cette information avec le QG. </w:t>
-        <w:br/>
-        <w:t xml:space="preserve">- Les informations sur l'acte de naissance (ni Jours, ni mois et ni années) de  NDEYE MAGUETTE DIOP  manquent, s'il vous plait pouvez-vous fournir d'effort pour avoir ces informations. </w:t>
-        <w:br/>
-        <w:t>- Les informations sur l'acte de naissance (ni Jours, ni mois et ni années) de  SOKHNA DIOP  manquent, s'il vous plait pouvez-vous fournir d'effort pour avoir ces informations. Incohérence!! Le nombre d'année (9999) que SOKHNA DIOP a vécu dans la localité est superieur à son âge (43) ou ne sait pas. Prière de corriger.</w:t>
-        <w:br/>
-        <w:t>- Les informations sur l'acte de naissance (ni Jours, ni mois et ni années) de  SOYIBOU DIOP  manquent, s'il vous plait pouvez-vous fournir d'effort pour avoir ces informations. Incohérence!! Le nombre d'année (9999) que SOYIBOU DIOP a vécu dans la localité est superieur à son âge (45) ou ne sait pas. Prière de corriger.</w:t>
-      </w:r>
-    </w:p>
-    <w:p>
-      <w:r>
-        <w:rPr>
-          <w:b/>
-          <w:color w:val="4672C4"/>
-          <w:sz w:val="22"/>
-        </w:rPr>
         <w:t>&gt;&gt; Section2 - Education</w:t>
       </w:r>
     </w:p>
@@ -4246,9 +3911,9 @@
         <w:rPr>
           <w:sz w:val="20"/>
         </w:rPr>
-        <w:t xml:space="preserve">- SOYIBOU DIOP s'est consulté la première fois pour cet épisode de maladie dans can millitaire et semble exister dans les modalités, prière de prendre attache avec le QG pour plus d'explication afin de la classer bien. </w:t>
+        <w:t xml:space="preserve">- SOYIBOU DIOP s'est consulté la première fois pour cet épisode de maladie dans infirmière du camp millitaire et semble exister dans les modalités, prière de prendre attache avec le QG pour plus d'explication afin de la classer bien. </w:t>
         <w:br/>
-        <w:t>- Le montant(28000 FCFA) des dépenses pour chaque visite prénatale de MAME DIARRA DIOP semble faible (voir nul) ou élevé, prière de corriger.</w:t>
+        <w:t>- Le montant(16800 FCFA) des dépenses pour chaque visite prénatale de MAME DIARRA DIOP semble faible (voir nul) ou élevé, prière de corriger.</w:t>
       </w:r>
     </w:p>
     <w:p>
@@ -4290,28 +3955,7 @@
         <w:rPr>
           <w:sz w:val="20"/>
         </w:rPr>
-        <w:t>- Attention ! Le prix unitaire d'achat (50 Fcfa) de Aubergine   en Pièce (Petit) est relativement faible par rapport aux autres prix observés dans cette zone. Prière de corriger ou de confirmer avec le QG. Avertissement!! La quantité (3.29 litre) du produit Huile de palme raffinée consommée  par le ménage semble très élevé, prière de corriger ou confirmer avec le QG. Incohérence!! Dans ce ménage, chaque individus consomme par jour 33.09143 Kg  de cereale; Prière de revoir les quantités prises de ces produits. Incohérence!! Dans ce ménage, chaque individus consomme par jour 33.09143 Kg  de cereale; Prière de revoir les quantités prises de ces produits.</w:t>
-      </w:r>
-    </w:p>
-    <w:p>
-      <w:r>
-        <w:rPr>
-          <w:b/>
-          <w:color w:val="4672C4"/>
-          <w:sz w:val="22"/>
-        </w:rPr>
-        <w:t>&gt;&gt; Section12 - Actifs du menage</w:t>
-      </w:r>
-    </w:p>
-    <w:p>
-      <w:pPr>
-        <w:ind w:left="283"/>
-      </w:pPr>
-      <w:r>
-        <w:rPr>
-          <w:sz w:val="20"/>
-        </w:rPr>
-        <w:t>- Avertissement!!! Le prix d'achat (7000) de l'article  Bonbonne de gaz est inférieur aux prix de revente (10000)  avec l'âge du bien atteignant 7 ans. Prière de vérifier ou confirmer avec l'enquêté et mettre les bonnes valeurs après verification, s'il le faut.</w:t>
+        <w:t>- Attention ! Le prix unitaire d'achat (100 Fcfa) de Moutarde en Sachets (Petit) est relativement élevé par rapport aux autres prix observés dans cette zone. Prière de corriger ou de confirmer avec le QG. Attention ! Le prix unitaire d'achat (100 Fcfa) de Poireau en Tas (Tres petit) est relativement élevé par rapport aux autres prix observés dans cette zone. Prière de corriger ou de confirmer avec le QG. Attention ! Soupçons de quantité anormale! Le ménage de SOYIBOU DIOP avec une taille de 8 personnes a consommé 12 Pièce en Petit de Citron qui est relativement élevé comme consommation par rapport à la condition de vie des autres ménages de même taille dans cette zone. Prière de corriger ou de confirmer avec le QG. Avertissement!! La quantité (3.29 litre) du produit Huile de palme raffinée consommée  par le ménage semble très élevé, prière de corriger ou confirmer avec le QG.</w:t>
       </w:r>
     </w:p>
     <w:p>
@@ -4741,27 +4385,6 @@
           <w:color w:val="4672C4"/>
           <w:sz w:val="22"/>
         </w:rPr>
-        <w:t>&gt;&gt; Section1 - Caracteristiques des membres</w:t>
-      </w:r>
-    </w:p>
-    <w:p>
-      <w:pPr>
-        <w:ind w:left="283"/>
-      </w:pPr>
-      <w:r>
-        <w:rPr>
-          <w:sz w:val="20"/>
-        </w:rPr>
-        <w:t>- Les informations sur l'acte de naissance (ni Jours, ni mois et ni années) de  SAKHO DRAME  manquent, s'il vous plait pouvez-vous fournir d'effort pour avoir ces informations.</w:t>
-      </w:r>
-    </w:p>
-    <w:p>
-      <w:r>
-        <w:rPr>
-          <w:b/>
-          <w:color w:val="4672C4"/>
-          <w:sz w:val="22"/>
-        </w:rPr>
         <w:t>&gt;&gt; Section2 - Education</w:t>
       </w:r>
     </w:p>
@@ -4800,28 +4423,7 @@
         <w:rPr>
           <w:sz w:val="20"/>
         </w:rPr>
-        <w:t>- Attention ! Le prix unitaire d'achat (100 Fcfa) de Vinaigre de vin en Verre ( à thé) (taille unique) est relativement élevé par rapport aux autres prix observés dans cette zone. Prière de corriger ou de confirmer avec le QG. Attention ! Le prix unitaire d'achat (1250 Fcfa) de Oignon frais en Kg (taille unique) est relativement élevé par rapport aux autres prix observés dans cette zone. Prière de corriger ou de confirmer avec le QG. Incohérence!! Dans ce ménage, chaque individus consomme par jour 52.12036 Kg  de cereale; Prière de revoir les quantités prises de ces produits. Incohérence!! Dans ce ménage, chaque individus consomme par jour 52.12036 Kg  de cereale; Prière de revoir les quantités prises de ces produits.</w:t>
-      </w:r>
-    </w:p>
-    <w:p>
-      <w:r>
-        <w:rPr>
-          <w:b/>
-          <w:color w:val="4672C4"/>
-          <w:sz w:val="22"/>
-        </w:rPr>
-        <w:t>&gt;&gt; Section12 - Actifs du menage</w:t>
-      </w:r>
-    </w:p>
-    <w:p>
-      <w:pPr>
-        <w:ind w:left="283"/>
-      </w:pPr>
-      <w:r>
-        <w:rPr>
-          <w:sz w:val="20"/>
-        </w:rPr>
-        <w:t>- Le prix d'achat de l'article  Armoires et autres meubles ne doit pas être égal 0 même si le ménage l'a reçu en cadeau prière de leurs aider à faire une estimations. Avertissement!!! Le prix d'achat (0) de l'article  Armoires et autres meubles est inférieur aux prix de revente (100000)  avec l'âge du bien atteignant 4 ans. Prière de vérifier ou confirmer avec l'enquêté et mettre les bonnes valeurs après verification, s'il le faut. Le prix d'achat de l'article  Armoires et autres meubles est nul (achété à 0fcfa) mais le prix de revente est different de 0 impossible, prière de verifier et corriger.</w:t>
+        <w:t>- Attention ! Le prix unitaire d'achat (100 Fcfa) de Vinaigre de vin en Verre ( à thé) (taille unique) est relativement élevé par rapport aux autres prix observés dans cette zone. Prière de corriger ou de confirmer avec le QG. Attention ! Le prix unitaire d'achat (1250 Fcfa) de Oignon frais en Kg (taille unique) est relativement élevé par rapport aux autres prix observés dans cette zone. Prière de corriger ou de confirmer avec le QG. Attention ! Le prix unitaire d'achat (75 Fcfa) de Patate douce en Pièce (Petit) est relativement faible par rapport aux autres prix observés dans cette zone. Prière de corriger ou de confirmer avec le QG. Incohérence!! Dans ce ménage, chaque individus consomme par jour 101.5221 Kg  de cereale; Prière de revoir les quantités prises de ces produits. Incohérence!! Dans ce ménage, chaque individus consomme par jour 101.5221 Kg  de cereale; Prière de revoir les quantités prises de ces produits.</w:t>
       </w:r>
     </w:p>
     <w:p>
@@ -5242,48 +4844,6 @@
           <w:color w:val="4672C4"/>
           <w:sz w:val="22"/>
         </w:rPr>
-        <w:t>&gt;&gt; Section3 - Sante</w:t>
-      </w:r>
-    </w:p>
-    <w:p>
-      <w:pPr>
-        <w:ind w:left="283"/>
-      </w:pPr>
-      <w:r>
-        <w:rPr>
-          <w:sz w:val="20"/>
-        </w:rPr>
-        <w:t>- Le montant(18500 FCFA) des dépenses pour chaque visite prénatale de KHADY BADJI semble faible (voir nul) ou élevé, prière de corriger.</w:t>
-      </w:r>
-    </w:p>
-    <w:p>
-      <w:r>
-        <w:rPr>
-          <w:b/>
-          <w:color w:val="4672C4"/>
-          <w:sz w:val="22"/>
-        </w:rPr>
-        <w:t>&gt;&gt; Section4b - Emploi - Activite principale</w:t>
-      </w:r>
-    </w:p>
-    <w:p>
-      <w:pPr>
-        <w:ind w:left="283"/>
-      </w:pPr>
-      <w:r>
-        <w:rPr>
-          <w:sz w:val="20"/>
-        </w:rPr>
-        <w:t>- Avertissement!!! KHADY BADJI est un Techniciens et assistants pharmaciens et préparateurs en pharmacie qui travaille dans Entreprise Privée et a declaré comme catégorie socioprofessionnelle Ouvrier ou employé qualifié , prière de vérifier cette information de catégorie socioprofessionnelle auprès de l'enquêté (e) ou confirmer avec le QG.</w:t>
-      </w:r>
-    </w:p>
-    <w:p>
-      <w:r>
-        <w:rPr>
-          <w:b/>
-          <w:color w:val="4672C4"/>
-          <w:sz w:val="22"/>
-        </w:rPr>
         <w:t>&gt;&gt; Section6 - Epargne et credit</w:t>
       </w:r>
     </w:p>
@@ -5295,7 +4855,7 @@
         <w:rPr>
           <w:sz w:val="20"/>
         </w:rPr>
-        <w:t>- Avertissement!!! KHADY BADJI est un Techniciens et assistants pharmaciens et préparateurs en pharmacie qui travaille dans Entreprise Privée et est un Ouvrier ou employé qualifié mais dit n'avoir pas de compte dans une banque classique, prière de vérifier auprès de l'enquêté (e) ou confirmer avec le QG.</w:t>
+        <w:t>- Avertissement!!! KHADY BADJI est un Techniciens et assistants pharmaciens et préparateurs en pharmacie qui travaille dans Entreprise Privée et est un Cadre moyen/agent de maîtrise mais dit n'avoir pas de compte dans une banque classique, prière de vérifier auprès de l'enquêté (e) ou confirmer avec le QG.</w:t>
       </w:r>
     </w:p>
     <w:p>
@@ -5316,7 +4876,7 @@
         <w:rPr>
           <w:sz w:val="20"/>
         </w:rPr>
-        <w:t>- Attention ! Le prix unitaire d'achat (150 Fcfa) de Carotte en Pièce (Petit) est relativement élevé par rapport aux autres prix observés dans cette zone. Prière de corriger ou de confirmer avec le QG. Attention ! Le prix unitaire d'achat (200 Fcfa) de Tomate fraîche en Sachets (Petit) est relativement élevé par rapport aux autres prix observés dans cette zone. Prière de corriger ou de confirmer avec le QG. Incohérence!! Dans ce ménage, chaque individus consomme par jour 26.73786 Kg  de cereale; Prière de revoir les quantités prises de ces produits.</w:t>
+        <w:t>- Attention ! Le prix unitaire d'achat (150 Fcfa) de Carotte en Pièce (Moyen) est relativement élevé par rapport aux autres prix observés dans cette zone. Prière de corriger ou de confirmer avec le QG. Attention ! Le prix unitaire d'achat (250 Fcfa) de Choux en Morceau (Portion) (Petit) est relativement élevé par rapport aux autres prix observés dans cette zone. Prière de corriger ou de confirmer avec le QG. Incohérence!! Dans ce ménage, chaque individus consomme par jour 47.64071 Kg  de cereale; Prière de revoir les quantités prises de ces produits.</w:t>
       </w:r>
     </w:p>
     <w:p>
@@ -5400,7 +4960,7 @@
         <w:rPr>
           <w:sz w:val="20"/>
         </w:rPr>
-        <w:t xml:space="preserve">- Attention ! Réfrigérateur a été revendu à 250000 Fcfa qui est relativement élevé par rapport aux autres prix de revente observés dans cette zone. Prière de corriger ou de confirmer avec le QG. </w:t>
+        <w:t xml:space="preserve">- Attention ! Radio simple/Radiocassette a été revendu à 40000 Fcfa qui est relativement élevé par rapport aux autres prix de revente observés dans cette zone. Prière de corriger ou de confirmer avec le QG. </w:t>
         <w:br/>
         <w:t>- Avertissement!!! Le prix d'achat (2100000) de l'article  Voiture personnelle est inférieur aux prix de revente (3000000)  avec l'âge du bien atteignant 2 ans. Prière de vérifier ou confirmer avec l'enquêté et mettre les bonnes valeurs après verification, s'il le faut.</w:t>
       </w:r>
